--- a/docs/activities/04_08_activity/class_activity.docx
+++ b/docs/activities/04_08_activity/class_activity.docx
@@ -7,7 +7,7 @@
         <w:pStyle w:val="Title"/>
       </w:pPr>
       <w:r>
-        <w:t xml:space="preserve">Lecture 08 — Your Final Project Starts Now</w:t>
+        <w:t xml:space="preserve">Your Final Project Starts Now</w:t>
       </w:r>
     </w:p>
     <w:p>
@@ -3892,8 +3892,8 @@
         <w:tblLook w:firstRow="1" w:lastRow="0" w:firstColumn="0" w:lastColumn="0" w:noHBand="0" w:noVBand="0" w:val="0020"/>
       </w:tblPr>
       <w:tblGrid>
-        <w:gridCol w:w="2530"/>
-        <w:gridCol w:w="5390"/>
+        <w:gridCol w:w="2712"/>
+        <w:gridCol w:w="5207"/>
       </w:tblGrid>
       <w:tr>
         <w:trPr>

--- a/docs/activities/04_08_activity/class_activity.docx
+++ b/docs/activities/04_08_activity/class_activity.docx
@@ -31,7 +31,7 @@
         <w:pStyle w:val="Date"/>
       </w:pPr>
       <w:r>
-        <w:t xml:space="preserve">2026-07-02</w:t>
+        <w:t xml:space="preserve">2026-07-03</w:t>
       </w:r>
     </w:p>
     <w:bookmarkStart w:id="12" w:name="where-we-left-off-lecture-07"/>
